--- a/templates/CMIS/GM-HDMauMoi.docx
+++ b/templates/CMIS/GM-HDMauMoi.docx
@@ -30,16 +30,16 @@
               <w:jc w:val="center"/>
               <w:rPr>
                 <w:rFonts w:ascii="Times New Roman" w:hAnsi="Times New Roman"/>
-                <w:sz w:val="24"/>
-                <w:szCs w:val="24"/>
+                <w:sz w:val="26"/>
+                <w:szCs w:val="26"/>
                 <w:lang w:val="vi-VN"/>
               </w:rPr>
             </w:pPr>
             <w:r>
               <w:rPr>
                 <w:rFonts w:ascii="Times New Roman" w:hAnsi="Times New Roman"/>
-                <w:sz w:val="24"/>
-                <w:szCs w:val="24"/>
+                <w:sz w:val="26"/>
+                <w:szCs w:val="26"/>
                 <w:lang w:val="vi-VN"/>
               </w:rPr>
               <w:t xml:space="preserve">CÔNG TY </w:t>
@@ -47,8 +47,8 @@
             <w:r>
               <w:rPr>
                 <w:rFonts w:ascii="Times New Roman" w:hAnsi="Times New Roman"/>
-                <w:sz w:val="24"/>
-                <w:szCs w:val="24"/>
+                <w:sz w:val="26"/>
+                <w:szCs w:val="26"/>
                 <w:lang w:val="vi-VN"/>
               </w:rPr>
               <w:t>ĐIỆN</w:t>
@@ -56,8 +56,8 @@
             <w:r>
               <w:rPr>
                 <w:rFonts w:ascii="Times New Roman" w:hAnsi="Times New Roman"/>
-                <w:sz w:val="24"/>
-                <w:szCs w:val="24"/>
+                <w:sz w:val="26"/>
+                <w:szCs w:val="26"/>
                 <w:lang w:val="vi-VN"/>
               </w:rPr>
               <w:t xml:space="preserve"> LỰC </w:t>
@@ -65,8 +65,8 @@
             <w:r>
               <w:rPr>
                 <w:rFonts w:ascii="Times New Roman" w:hAnsi="Times New Roman"/>
-                <w:sz w:val="24"/>
-                <w:szCs w:val="24"/>
+                <w:sz w:val="26"/>
+                <w:szCs w:val="26"/>
                 <w:lang w:val="vi-VN"/>
               </w:rPr>
               <w:t>ĐỒNG NAI</w:t>
@@ -82,8 +82,8 @@
               <w:rPr>
                 <w:rFonts w:ascii="Times New Roman" w:hAnsi="Times New Roman"/>
                 <w:b/>
-                <w:sz w:val="24"/>
-                <w:szCs w:val="24"/>
+                <w:sz w:val="26"/>
+                <w:szCs w:val="26"/>
                 <w:lang w:val="vi-VN"/>
               </w:rPr>
             </w:pPr>
@@ -91,8 +91,8 @@
               <w:rPr>
                 <w:rFonts w:ascii="Times New Roman" w:hAnsi="Times New Roman"/>
                 <w:b/>
-                <w:sz w:val="24"/>
-                <w:szCs w:val="24"/>
+                <w:sz w:val="26"/>
+                <w:szCs w:val="26"/>
                 <w:lang w:val="vi-VN"/>
               </w:rPr>
               <w:t>ĐIỆN LỰC</w:t>
@@ -101,8 +101,8 @@
               <w:rPr>
                 <w:rFonts w:ascii="Times New Roman" w:hAnsi="Times New Roman"/>
                 <w:b/>
-                <w:sz w:val="24"/>
-                <w:szCs w:val="24"/>
+                <w:sz w:val="26"/>
+                <w:szCs w:val="26"/>
                 <w:lang w:val="vi-VN"/>
               </w:rPr>
               <w:t xml:space="preserve"> XUÂN LỘC</w:t>

--- a/templates/CMIS/GM-HDMauMoi.docx
+++ b/templates/CMIS/GM-HDMauMoi.docx
@@ -1263,7 +1263,24 @@
           <w:szCs w:val="26"/>
           <w:lang w:val="vi-VN"/>
         </w:rPr>
-        <w:t>{NGAY1</w:t>
+        <w:t>{N</w:t>
+      </w:r>
+      <w:r>
+        <w:rPr>
+          <w:rFonts w:ascii="Times New Roman" w:hAnsi="Times New Roman"/>
+          <w:sz w:val="26"/>
+          <w:szCs w:val="26"/>
+        </w:rPr>
+        <w:t>gay</w:t>
+      </w:r>
+      <w:r>
+        <w:rPr>
+          <w:rFonts w:ascii="Times New Roman" w:hAnsi="Times New Roman"/>
+          <w:sz w:val="26"/>
+          <w:szCs w:val="26"/>
+          <w:lang w:val="vi-VN"/>
+        </w:rPr>
+        <w:t>1</w:t>
       </w:r>
       <w:r>
         <w:rPr>
